--- a/12_Solution_Architecture.docx
+++ b/12_Solution_Architecture.docx
@@ -9,9 +9,9 @@
       <w:r>
         <w:rPr>
           <w:b/>
-          <w:sz w:val="32"/>
+          <w:sz w:val="40"/>
         </w:rPr>
-        <w:t>Solution Architecture</w:t>
+        <w:t>SOLUTION ARCHITECTURE</w:t>
       </w:r>
     </w:p>
     <w:p>
@@ -20,7 +20,8 @@
       </w:pPr>
       <w:r>
         <w:rPr>
-          <w:b/>
+          <w:i/>
+          <w:sz w:val="22"/>
         </w:rPr>
         <w:t>Script-Controlled ACL – Restrict Record Access Based on Field Value</w:t>
       </w:r>
@@ -30,17 +31,402 @@
         <w:pStyle w:val="Heading1"/>
       </w:pPr>
       <w:r>
-        <w:t>Project Details</w:t>
+        <w:t>Architecture Layers</w:t>
+      </w:r>
+    </w:p>
+    <w:tbl>
+      <w:tblPr>
+        <w:tblStyle w:val="TableGrid"/>
+        <w:tblW w:type="auto" w:w="0"/>
+        <w:jc w:val="center"/>
+        <w:tblLook w:firstColumn="1" w:firstRow="1" w:lastColumn="0" w:lastRow="0" w:noHBand="0" w:noVBand="1" w:val="04A0"/>
+      </w:tblPr>
+      <w:tblGrid>
+        <w:gridCol w:w="3312"/>
+        <w:gridCol w:w="3312"/>
+        <w:gridCol w:w="3312"/>
+      </w:tblGrid>
+      <w:tr>
+        <w:tc>
+          <w:tcPr>
+            <w:tcW w:type="dxa" w:w="3312"/>
+            <w:vAlign w:val="center"/>
+          </w:tcPr>
+          <w:p>
+            <w:r/>
+            <w:r>
+              <w:rPr>
+                <w:b/>
+                <w:sz w:val="20"/>
+              </w:rPr>
+              <w:t>Layer</w:t>
+            </w:r>
+          </w:p>
+        </w:tc>
+        <w:tc>
+          <w:tcPr>
+            <w:tcW w:type="dxa" w:w="3312"/>
+            <w:vAlign w:val="center"/>
+          </w:tcPr>
+          <w:p>
+            <w:r/>
+            <w:r>
+              <w:rPr>
+                <w:b/>
+                <w:sz w:val="20"/>
+              </w:rPr>
+              <w:t>Component</w:t>
+            </w:r>
+          </w:p>
+        </w:tc>
+        <w:tc>
+          <w:tcPr>
+            <w:tcW w:type="dxa" w:w="3312"/>
+            <w:vAlign w:val="center"/>
+          </w:tcPr>
+          <w:p>
+            <w:r/>
+            <w:r>
+              <w:rPr>
+                <w:b/>
+                <w:sz w:val="20"/>
+              </w:rPr>
+              <w:t>Responsibility</w:t>
+            </w:r>
+          </w:p>
+        </w:tc>
+      </w:tr>
+      <w:tr>
+        <w:tc>
+          <w:tcPr>
+            <w:tcW w:type="dxa" w:w="3312"/>
+            <w:vAlign w:val="center"/>
+          </w:tcPr>
+          <w:p>
+            <w:r/>
+            <w:r>
+              <w:rPr>
+                <w:b w:val="0"/>
+                <w:sz w:val="20"/>
+              </w:rPr>
+              <w:t>User Layer</w:t>
+            </w:r>
+          </w:p>
+        </w:tc>
+        <w:tc>
+          <w:tcPr>
+            <w:tcW w:type="dxa" w:w="3312"/>
+            <w:vAlign w:val="center"/>
+          </w:tcPr>
+          <w:p>
+            <w:r/>
+            <w:r>
+              <w:rPr>
+                <w:b w:val="0"/>
+                <w:sz w:val="20"/>
+              </w:rPr>
+              <w:t>ServiceNow Browser / Workspace</w:t>
+            </w:r>
+          </w:p>
+        </w:tc>
+        <w:tc>
+          <w:tcPr>
+            <w:tcW w:type="dxa" w:w="3312"/>
+            <w:vAlign w:val="center"/>
+          </w:tcPr>
+          <w:p>
+            <w:r/>
+            <w:r>
+              <w:rPr>
+                <w:b w:val="0"/>
+                <w:sz w:val="20"/>
+              </w:rPr>
+              <w:t>User requests access.</w:t>
+            </w:r>
+          </w:p>
+        </w:tc>
+      </w:tr>
+      <w:tr>
+        <w:tc>
+          <w:tcPr>
+            <w:tcW w:type="dxa" w:w="3312"/>
+            <w:vAlign w:val="center"/>
+          </w:tcPr>
+          <w:p>
+            <w:r/>
+            <w:r>
+              <w:rPr>
+                <w:b w:val="0"/>
+                <w:sz w:val="20"/>
+              </w:rPr>
+              <w:t>Application Layer</w:t>
+            </w:r>
+          </w:p>
+        </w:tc>
+        <w:tc>
+          <w:tcPr>
+            <w:tcW w:type="dxa" w:w="3312"/>
+            <w:vAlign w:val="center"/>
+          </w:tcPr>
+          <w:p>
+            <w:r/>
+            <w:r>
+              <w:rPr>
+                <w:b w:val="0"/>
+                <w:sz w:val="20"/>
+              </w:rPr>
+              <w:t>Incident Management</w:t>
+            </w:r>
+          </w:p>
+        </w:tc>
+        <w:tc>
+          <w:tcPr>
+            <w:tcW w:type="dxa" w:w="3312"/>
+            <w:vAlign w:val="center"/>
+          </w:tcPr>
+          <w:p>
+            <w:r/>
+            <w:r>
+              <w:rPr>
+                <w:b w:val="0"/>
+                <w:sz w:val="20"/>
+              </w:rPr>
+              <w:t>Handles the Incident record.</w:t>
+            </w:r>
+          </w:p>
+        </w:tc>
+      </w:tr>
+      <w:tr>
+        <w:tc>
+          <w:tcPr>
+            <w:tcW w:type="dxa" w:w="3312"/>
+            <w:vAlign w:val="center"/>
+          </w:tcPr>
+          <w:p>
+            <w:r/>
+            <w:r>
+              <w:rPr>
+                <w:b w:val="0"/>
+                <w:sz w:val="20"/>
+              </w:rPr>
+              <w:t>Security Layer</w:t>
+            </w:r>
+          </w:p>
+        </w:tc>
+        <w:tc>
+          <w:tcPr>
+            <w:tcW w:type="dxa" w:w="3312"/>
+            <w:vAlign w:val="center"/>
+          </w:tcPr>
+          <w:p>
+            <w:r/>
+            <w:r>
+              <w:rPr>
+                <w:b w:val="0"/>
+                <w:sz w:val="20"/>
+              </w:rPr>
+              <w:t>ACL Engine</w:t>
+            </w:r>
+          </w:p>
+        </w:tc>
+        <w:tc>
+          <w:tcPr>
+            <w:tcW w:type="dxa" w:w="3312"/>
+            <w:vAlign w:val="center"/>
+          </w:tcPr>
+          <w:p>
+            <w:r/>
+            <w:r>
+              <w:rPr>
+                <w:b w:val="0"/>
+                <w:sz w:val="20"/>
+              </w:rPr>
+              <w:t>Finds and evaluates applicable ACL rules.</w:t>
+            </w:r>
+          </w:p>
+        </w:tc>
+      </w:tr>
+      <w:tr>
+        <w:tc>
+          <w:tcPr>
+            <w:tcW w:type="dxa" w:w="3312"/>
+            <w:vAlign w:val="center"/>
+          </w:tcPr>
+          <w:p>
+            <w:r/>
+            <w:r>
+              <w:rPr>
+                <w:b w:val="0"/>
+                <w:sz w:val="20"/>
+              </w:rPr>
+              <w:t>Script Layer</w:t>
+            </w:r>
+          </w:p>
+        </w:tc>
+        <w:tc>
+          <w:tcPr>
+            <w:tcW w:type="dxa" w:w="3312"/>
+            <w:vAlign w:val="center"/>
+          </w:tcPr>
+          <w:p>
+            <w:r/>
+            <w:r>
+              <w:rPr>
+                <w:b w:val="0"/>
+                <w:sz w:val="20"/>
+              </w:rPr>
+              <w:t>ACL Script</w:t>
+            </w:r>
+          </w:p>
+        </w:tc>
+        <w:tc>
+          <w:tcPr>
+            <w:tcW w:type="dxa" w:w="3312"/>
+            <w:vAlign w:val="center"/>
+          </w:tcPr>
+          <w:p>
+            <w:r/>
+            <w:r>
+              <w:rPr>
+                <w:b w:val="0"/>
+                <w:sz w:val="20"/>
+              </w:rPr>
+              <w:t>Checks field value and authorization.</w:t>
+            </w:r>
+          </w:p>
+        </w:tc>
+      </w:tr>
+      <w:tr>
+        <w:tc>
+          <w:tcPr>
+            <w:tcW w:type="dxa" w:w="3312"/>
+            <w:vAlign w:val="center"/>
+          </w:tcPr>
+          <w:p>
+            <w:r/>
+            <w:r>
+              <w:rPr>
+                <w:b w:val="0"/>
+                <w:sz w:val="20"/>
+              </w:rPr>
+              <w:t>Data Layer</w:t>
+            </w:r>
+          </w:p>
+        </w:tc>
+        <w:tc>
+          <w:tcPr>
+            <w:tcW w:type="dxa" w:w="3312"/>
+            <w:vAlign w:val="center"/>
+          </w:tcPr>
+          <w:p>
+            <w:r/>
+            <w:r>
+              <w:rPr>
+                <w:b w:val="0"/>
+                <w:sz w:val="20"/>
+              </w:rPr>
+              <w:t>Incident [incident] Table</w:t>
+            </w:r>
+          </w:p>
+        </w:tc>
+        <w:tc>
+          <w:tcPr>
+            <w:tcW w:type="dxa" w:w="3312"/>
+            <w:vAlign w:val="center"/>
+          </w:tcPr>
+          <w:p>
+            <w:r/>
+            <w:r>
+              <w:rPr>
+                <w:b w:val="0"/>
+                <w:sz w:val="20"/>
+              </w:rPr>
+              <w:t>Stores Incident data.</w:t>
+            </w:r>
+          </w:p>
+        </w:tc>
+      </w:tr>
+    </w:tbl>
+    <w:p>
+      <w:pPr>
+        <w:pStyle w:val="Heading1"/>
+      </w:pPr>
+      <w:r>
+        <w:t>Architecture Flow</w:t>
       </w:r>
     </w:p>
     <w:p>
+      <w:pPr>
+        <w:pStyle w:val="NoSpacing"/>
+        <w:spacing w:before="80" w:after="120"/>
+        <w:ind w:left="504"/>
+      </w:pPr>
       <w:r>
-        <w:t>Project Title: Script-Controlled ACL – Restrict Record Access Based on Field Value</w:t>
-      </w:r>
-    </w:p>
-    <w:p>
-      <w:r>
-        <w:t>Project Area: ServiceNow Administrator – Incident Access Control</w:t>
+        <w:rPr>
+          <w:rFonts w:ascii="Courier New" w:hAnsi="Courier New"/>
+          <w:sz w:val="18"/>
+        </w:rPr>
+        <w:t>┌───────────────────┐</w:t>
+        <w:br/>
+        <w:t>│       USER        │</w:t>
+        <w:br/>
+        <w:t>└─────────┬─────────┘</w:t>
+        <w:br/>
+        <w:t xml:space="preserve">          │</w:t>
+        <w:br/>
+        <w:t xml:space="preserve">          ▼</w:t>
+        <w:br/>
+        <w:t>┌───────────────────┐</w:t>
+        <w:br/>
+        <w:t>│  INCIDENT REQUEST │</w:t>
+        <w:br/>
+        <w:t>└─────────┬─────────┘</w:t>
+        <w:br/>
+        <w:t xml:space="preserve">          │</w:t>
+        <w:br/>
+        <w:t xml:space="preserve">          ▼</w:t>
+        <w:br/>
+        <w:t>┌───────────────────┐</w:t>
+        <w:br/>
+        <w:t>│    ACL ENGINE     │</w:t>
+        <w:br/>
+        <w:t>└─────────┬─────────┘</w:t>
+        <w:br/>
+        <w:t xml:space="preserve">          │</w:t>
+        <w:br/>
+        <w:t xml:space="preserve">          ▼</w:t>
+        <w:br/>
+        <w:t>┌───────────────────┐</w:t>
+        <w:br/>
+        <w:t>│   ACL SCRIPT      │</w:t>
+        <w:br/>
+        <w:t>│                   │</w:t>
+        <w:br/>
+        <w:t>│ Check field value │</w:t>
+        <w:br/>
+        <w:t>│ Check user role   │</w:t>
+        <w:br/>
+        <w:t>└─────────┬─────────┘</w:t>
+        <w:br/>
+        <w:t xml:space="preserve">          │</w:t>
+        <w:br/>
+        <w:t xml:space="preserve">          ▼</w:t>
+        <w:br/>
+        <w:t xml:space="preserve">   ┌──────────────┐</w:t>
+        <w:br/>
+        <w:t xml:space="preserve">   │ ALLOW / DENY │</w:t>
+        <w:br/>
+        <w:t xml:space="preserve">   └──────┬───────┘</w:t>
+        <w:br/>
+        <w:t xml:space="preserve">          │</w:t>
+        <w:br/>
+        <w:t xml:space="preserve">          ▼</w:t>
+        <w:br/>
+        <w:t>┌───────────────────┐</w:t>
+        <w:br/>
+        <w:t>│ SERVICENOW RESULT │</w:t>
+        <w:br/>
+        <w:t>└───────────────────┘</w:t>
       </w:r>
     </w:p>
     <w:p>
@@ -48,73 +434,73 @@
         <w:pStyle w:val="Heading1"/>
       </w:pPr>
       <w:r>
-        <w:t>Project Content</w:t>
+        <w:t>Data Flow</w:t>
       </w:r>
     </w:p>
     <w:p>
       <w:pPr>
-        <w:pStyle w:val="ListBullet"/>
+        <w:pStyle w:val="NoSpacing"/>
+        <w:spacing w:before="80" w:after="120"/>
+        <w:ind w:left="504"/>
       </w:pPr>
       <w:r>
-        <w:t>Architecture: User → ServiceNow Incident → ACL Evaluation → Script/Conditions → Allow or Deny.</w:t>
-      </w:r>
-    </w:p>
-    <w:p>
-      <w:pPr>
-        <w:pStyle w:val="ListBullet"/>
-      </w:pPr>
-      <w:r>
-        <w:t>User: initiates the protected operation.</w:t>
-      </w:r>
-    </w:p>
-    <w:p>
-      <w:pPr>
-        <w:pStyle w:val="ListBullet"/>
-      </w:pPr>
-      <w:r>
-        <w:t>Incident Table: stores the record and field value used by the rule.</w:t>
-      </w:r>
-    </w:p>
-    <w:p>
-      <w:pPr>
-        <w:pStyle w:val="ListBullet"/>
-      </w:pPr>
-      <w:r>
-        <w:t>ACL: security layer that evaluates access.</w:t>
-      </w:r>
-    </w:p>
-    <w:p>
-      <w:pPr>
-        <w:pStyle w:val="ListBullet"/>
-      </w:pPr>
-      <w:r>
-        <w:t>ACL Script: evaluates record and user information.</w:t>
-      </w:r>
-    </w:p>
-    <w:p>
-      <w:pPr>
-        <w:pStyle w:val="ListBullet"/>
-      </w:pPr>
-      <w:r>
-        <w:t>Security Engine: enforces the resulting access decision.</w:t>
-      </w:r>
-    </w:p>
-    <w:p>
-      <w:pPr>
-        <w:pStyle w:val="ListBullet"/>
-      </w:pPr>
-      <w:r>
-        <w:t>Decision: required conditions satisfied and field value permitted → Granted; otherwise → Denied.</w:t>
+        <w:rPr>
+          <w:rFonts w:ascii="Courier New" w:hAnsi="Courier New"/>
+          <w:sz w:val="18"/>
+        </w:rPr>
+        <w:t>User Request</w:t>
+        <w:br/>
+        <w:t xml:space="preserve">     ↓</w:t>
+        <w:br/>
+        <w:t>Incident Record</w:t>
+        <w:br/>
+        <w:t xml:space="preserve">     ↓</w:t>
+        <w:br/>
+        <w:t>ACL Engine</w:t>
+        <w:br/>
+        <w:t xml:space="preserve">     ↓</w:t>
+        <w:br/>
+        <w:t>Scripted Field Check</w:t>
+        <w:br/>
+        <w:t xml:space="preserve">     ↓</w:t>
+        <w:br/>
+        <w:t>Authorization Check</w:t>
+        <w:br/>
+        <w:t xml:space="preserve">     ↓</w:t>
+        <w:br/>
+        <w:t>Allow / Deny</w:t>
+        <w:br/>
+        <w:t xml:space="preserve">     ↓</w:t>
+        <w:br/>
+        <w:t>ServiceNow Response</w:t>
       </w:r>
     </w:p>
     <w:sectPr>
+      <w:footerReference w:type="default" r:id="rId9"/>
       <w:pgSz w:w="12240" w:h="15840"/>
-      <w:pgMar w:top="1440" w:right="1800" w:bottom="1440" w:left="1800" w:header="720" w:footer="720" w:gutter="0"/>
+      <w:pgMar w:top="1008" w:right="1152" w:bottom="1008" w:left="1152" w:header="720" w:footer="720" w:gutter="0"/>
       <w:cols w:space="720"/>
       <w:docGrid w:linePitch="360"/>
     </w:sectPr>
   </w:body>
 </w:document>
+</file>
+
+<file path=word/footer1.xml><?xml version="1.0" encoding="utf-8"?>
+<w:ftr xmlns:m="http://schemas.openxmlformats.org/officeDocument/2006/math" xmlns:mc="http://schemas.openxmlformats.org/markup-compatibility/2006" xmlns:mo="http://schemas.microsoft.com/office/mac/office/2008/main" xmlns:mv="urn:schemas-microsoft-com:mac:vml" xmlns:o="urn:schemas-microsoft-com:office:office" xmlns:r="http://schemas.openxmlformats.org/officeDocument/2006/relationships" xmlns:v="urn:schemas-microsoft-com:vml" xmlns:w10="urn:schemas-microsoft-com:office:word" xmlns:w14="http://schemas.microsoft.com/office/word/2010/wordml" xmlns:w="http://schemas.openxmlformats.org/wordprocessingml/2006/main" xmlns:wne="http://schemas.microsoft.com/office/word/2006/wordml" xmlns:wp14="http://schemas.microsoft.com/office/word/2010/wordprocessingDrawing" xmlns:wp="http://schemas.openxmlformats.org/drawingml/2006/wordprocessingDrawing" xmlns:wpc="http://schemas.microsoft.com/office/word/2010/wordprocessingCanvas" xmlns:wpg="http://schemas.microsoft.com/office/word/2010/wordprocessingGroup" xmlns:wpi="http://schemas.microsoft.com/office/word/2010/wordprocessingInk" xmlns:wps="http://schemas.microsoft.com/office/word/2010/wordprocessingShape" mc:Ignorable="w14 wp14">
+  <w:p>
+    <w:pPr>
+      <w:pStyle w:val="Footer"/>
+      <w:jc w:val="center"/>
+    </w:pPr>
+    <w:r>
+      <w:rPr>
+        <w:sz w:val="16"/>
+      </w:rPr>
+      <w:t>Script-Controlled ACL Project</w:t>
+    </w:r>
+  </w:p>
+</w:ftr>
 </file>
 
 <file path=word/numbering.xml><?xml version="1.0" encoding="utf-8"?>
@@ -482,7 +868,7 @@
     <w:rsid w:val="00FC693F"/>
     <w:rPr>
       <w:rFonts w:ascii="Arial" w:hAnsi="Arial"/>
-      <w:sz w:val="22"/>
+      <w:sz w:val="21"/>
     </w:rPr>
   </w:style>
   <w:style w:type="paragraph" w:styleId="Header">
@@ -544,11 +930,11 @@
       <w:outlineLvl w:val="0"/>
     </w:pPr>
     <w:rPr>
-      <w:rFonts w:asciiTheme="majorHAnsi" w:eastAsiaTheme="majorEastAsia" w:hAnsiTheme="majorHAnsi" w:cstheme="majorBidi"/>
+      <w:rFonts w:asciiTheme="majorHAnsi" w:eastAsiaTheme="majorEastAsia" w:hAnsiTheme="majorHAnsi" w:cstheme="majorBidi" w:ascii="Arial" w:hAnsi="Arial"/>
       <w:b/>
       <w:bCs/>
       <w:color w:val="365F91" w:themeColor="accent1" w:themeShade="BF"/>
-      <w:sz w:val="28"/>
+      <w:sz w:val="32"/>
       <w:szCs w:val="28"/>
     </w:rPr>
   </w:style>
@@ -568,7 +954,7 @@
       <w:outlineLvl w:val="1"/>
     </w:pPr>
     <w:rPr>
-      <w:rFonts w:asciiTheme="majorHAnsi" w:eastAsiaTheme="majorEastAsia" w:hAnsiTheme="majorHAnsi" w:cstheme="majorBidi"/>
+      <w:rFonts w:asciiTheme="majorHAnsi" w:eastAsiaTheme="majorEastAsia" w:hAnsiTheme="majorHAnsi" w:cstheme="majorBidi" w:ascii="Arial" w:hAnsi="Arial"/>
       <w:b/>
       <w:bCs/>
       <w:color w:val="4F81BD" w:themeColor="accent1"/>
@@ -592,10 +978,11 @@
       <w:outlineLvl w:val="2"/>
     </w:pPr>
     <w:rPr>
-      <w:rFonts w:asciiTheme="majorHAnsi" w:eastAsiaTheme="majorEastAsia" w:hAnsiTheme="majorHAnsi" w:cstheme="majorBidi"/>
+      <w:rFonts w:asciiTheme="majorHAnsi" w:eastAsiaTheme="majorEastAsia" w:hAnsiTheme="majorHAnsi" w:cstheme="majorBidi" w:ascii="Arial" w:hAnsi="Arial"/>
       <w:b/>
       <w:bCs/>
       <w:color w:val="4F81BD" w:themeColor="accent1"/>
+      <w:sz w:val="22"/>
     </w:rPr>
   </w:style>
   <w:style w:type="paragraph" w:styleId="Heading4">
@@ -833,11 +1220,11 @@
       <w:contextualSpacing/>
     </w:pPr>
     <w:rPr>
-      <w:rFonts w:asciiTheme="majorHAnsi" w:eastAsiaTheme="majorEastAsia" w:hAnsiTheme="majorHAnsi" w:cstheme="majorBidi"/>
+      <w:rFonts w:asciiTheme="majorHAnsi" w:eastAsiaTheme="majorEastAsia" w:hAnsiTheme="majorHAnsi" w:cstheme="majorBidi" w:ascii="Arial" w:hAnsi="Arial"/>
       <w:color w:val="17365D" w:themeColor="text2" w:themeShade="BF"/>
       <w:spacing w:val="5"/>
       <w:kern w:val="28"/>
-      <w:sz w:val="52"/>
+      <w:sz w:val="40"/>
       <w:szCs w:val="52"/>
     </w:rPr>
   </w:style>
